--- a/assets/Archie-Resume- 2026.docx
+++ b/assets/Archie-Resume- 2026.docx
@@ -41,7 +41,7 @@
           <w:sz w:val="22"/>
           <w:szCs w:val="22"/>
         </w:rPr>
-        <w:t xml:space="preserve">Senior Software Engineer | Full-Stack PHP Developer </w:t>
+        <w:t>Full-Stack Developer | Software Engineer</w:t>
       </w:r>
     </w:p>
     <w:p>
@@ -242,7 +242,6 @@
       <w:pPr>
         <w:pStyle w:val="BodyText"/>
         <w:widowControl/>
-        <w:pBdr/>
         <w:suppressAutoHyphens w:val="true"/>
         <w:spacing w:lineRule="atLeast" w:line="300" w:before="225" w:after="225"/>
         <w:ind w:hanging="0" w:left="0" w:right="225"/>
@@ -265,7 +264,7 @@
           <w:sz w:val="24"/>
           <w:szCs w:val="22"/>
         </w:rPr>
-        <w:t>I focus on building websites that not only look great but also deliver speed, functionality, and measurable business results.</w:t>
+        <w:t>I focus on building websites that not only look great but also deliver speed, functionality, and measurable business results. With a strong track record of delivering high-quality software solutions that drive business growth building RESTful APIs, and optimizing application performance in high-traffic environments.</w:t>
       </w:r>
     </w:p>
     <w:p>
@@ -334,17 +333,6 @@
         </w:rPr>
         <w:t>Languages: PHP, SQL/NoSQL, HTML/CSS, Javascript</w:t>
       </w:r>
-      <w:r>
-        <w:rPr>
-          <w:rFonts w:ascii="Arial" w:hAnsi="Arial"/>
-          <w:b w:val="false"/>
-          <w:i w:val="false"/>
-          <w:color w:val="000000"/>
-          <w:sz w:val="22"/>
-          <w:szCs w:val="22"/>
-        </w:rPr>
-        <w:t>.</w:t>
-      </w:r>
     </w:p>
     <w:p>
       <w:pPr>
@@ -368,29 +356,73 @@
           <w:sz w:val="22"/>
           <w:szCs w:val="22"/>
         </w:rPr>
-        <w:t xml:space="preserve">Frameworks: Codeigniter, Laravel, </w:t>
-      </w:r>
-      <w:r>
-        <w:rPr>
-          <w:rFonts w:ascii="Arial" w:hAnsi="Arial"/>
-          <w:b w:val="false"/>
-          <w:i w:val="false"/>
-          <w:color w:val="000000"/>
-          <w:sz w:val="22"/>
-          <w:szCs w:val="22"/>
-        </w:rPr>
-        <w:t xml:space="preserve">PHP Slim, </w:t>
-      </w:r>
-      <w:r>
-        <w:rPr>
-          <w:rFonts w:ascii="Arial" w:hAnsi="Arial"/>
-          <w:b w:val="false"/>
-          <w:i w:val="false"/>
-          <w:color w:val="000000"/>
-          <w:sz w:val="22"/>
-          <w:szCs w:val="22"/>
-        </w:rPr>
-        <w:t>Wordpress, Magento 1 &amp; 2</w:t>
+        <w:t xml:space="preserve">Frameworks: Codeigniter, Laravel, PHP Slim, Wordpress, Magento, </w:t>
+      </w:r>
+      <w:r>
+        <w:rPr>
+          <w:rFonts w:ascii="Arial" w:hAnsi="Arial"/>
+          <w:b w:val="false"/>
+          <w:i w:val="false"/>
+          <w:color w:val="000000"/>
+          <w:sz w:val="22"/>
+          <w:szCs w:val="22"/>
+        </w:rPr>
+        <w:t>G</w:t>
+      </w:r>
+      <w:r>
+        <w:rPr>
+          <w:rFonts w:ascii="Arial" w:hAnsi="Arial"/>
+          <w:b w:val="false"/>
+          <w:i w:val="false"/>
+          <w:color w:val="000000"/>
+          <w:sz w:val="22"/>
+          <w:szCs w:val="22"/>
+        </w:rPr>
+        <w:t>o</w:t>
+      </w:r>
+      <w:r>
+        <w:rPr>
+          <w:rFonts w:ascii="Arial" w:hAnsi="Arial"/>
+          <w:b w:val="false"/>
+          <w:i w:val="false"/>
+          <w:color w:val="000000"/>
+          <w:sz w:val="22"/>
+          <w:szCs w:val="22"/>
+        </w:rPr>
+        <w:t>H</w:t>
+      </w:r>
+      <w:r>
+        <w:rPr>
+          <w:rFonts w:ascii="Arial" w:hAnsi="Arial"/>
+          <w:b w:val="false"/>
+          <w:i w:val="false"/>
+          <w:color w:val="000000"/>
+          <w:sz w:val="22"/>
+          <w:szCs w:val="22"/>
+        </w:rPr>
+        <w:t>igh</w:t>
+      </w:r>
+      <w:r>
+        <w:rPr>
+          <w:rFonts w:ascii="Arial" w:hAnsi="Arial"/>
+          <w:b w:val="false"/>
+          <w:i w:val="false"/>
+          <w:color w:val="000000"/>
+          <w:sz w:val="22"/>
+          <w:szCs w:val="22"/>
+        </w:rPr>
+        <w:t>L</w:t>
+      </w:r>
+      <w:r>
+        <w:rPr>
+          <w:rFonts w:ascii="Arial" w:hAnsi="Arial"/>
+          <w:b w:val="false"/>
+          <w:i w:val="false"/>
+          <w:color w:val="000000"/>
+          <w:sz w:val="22"/>
+          <w:szCs w:val="22"/>
+        </w:rPr>
+        <w:t>evel</w:t>
       </w:r>
     </w:p>
     <w:p>
@@ -415,18 +447,7 @@
           <w:sz w:val="22"/>
           <w:szCs w:val="22"/>
         </w:rPr>
-        <w:t xml:space="preserve">JS Ecosystem: VueJS, NuxtJS, ReactJS, NextJS, TypeScript, jQuery, </w:t>
-      </w:r>
-      <w:r>
-        <w:rPr>
-          <w:rFonts w:ascii="Arial" w:hAnsi="Arial"/>
-          <w:b w:val="false"/>
-          <w:i w:val="false"/>
-          <w:color w:val="000000"/>
-          <w:sz w:val="22"/>
-          <w:szCs w:val="22"/>
-        </w:rPr>
-        <w:t>TailwindCSS</w:t>
+        <w:t>JS Ecosystem: VueJS, NuxtJS, ReactJS, TypeScript, jQuery, TailwindCSS</w:t>
       </w:r>
     </w:p>
     <w:p>
@@ -451,18 +472,7 @@
           <w:sz w:val="22"/>
           <w:szCs w:val="22"/>
         </w:rPr>
-        <w:t>SEO</w:t>
-      </w:r>
-      <w:r>
-        <w:rPr>
-          <w:rFonts w:ascii="Arial" w:hAnsi="Arial"/>
-          <w:b w:val="false"/>
-          <w:i w:val="false"/>
-          <w:color w:val="000000"/>
-          <w:sz w:val="22"/>
-          <w:szCs w:val="22"/>
-        </w:rPr>
-        <w:t>: On-Page SEO, Off-Page SEO, Google analytic, Semrush.</w:t>
+        <w:t>SEO: On-Page SEO, Off-Page SEO, Google analytic, Semrush</w:t>
       </w:r>
     </w:p>
     <w:p>
@@ -475,24 +485,19 @@
         <w:bidi w:val="0"/>
         <w:jc w:val="left"/>
         <w:rPr>
-          <w:rFonts w:ascii="Arial" w:hAnsi="Arial"/>
-          <w:b w:val="false"/>
-          <w:i w:val="false"/>
-          <w:color w:val="000000"/>
-          <w:sz w:val="22"/>
-          <w:szCs w:val="22"/>
-        </w:rPr>
-      </w:pPr>
-      <w:r>
-        <w:rPr>
-          <w:rFonts w:ascii="Arial" w:hAnsi="Arial"/>
-          <w:b w:val="false"/>
-          <w:i w:val="false"/>
-          <w:color w:val="000000"/>
-          <w:sz w:val="22"/>
-          <w:szCs w:val="22"/>
-        </w:rPr>
-        <w:t>Architecture: Microservices, N-Tier Database Design, RESTful API Design.</w:t>
+          <w:color w:val="000000"/>
+        </w:rPr>
+      </w:pPr>
+      <w:r>
+        <w:rPr>
+          <w:rFonts w:ascii="Arial" w:hAnsi="Arial"/>
+          <w:b w:val="false"/>
+          <w:i w:val="false"/>
+          <w:color w:val="000000"/>
+          <w:sz w:val="22"/>
+          <w:szCs w:val="22"/>
+        </w:rPr>
+        <w:t>AI Integration: n8n, Zapier</w:t>
       </w:r>
     </w:p>
     <w:p>
@@ -648,7 +653,7 @@
           <w:sz w:val="22"/>
           <w:szCs w:val="22"/>
         </w:rPr>
-        <w:t>Decs, 2023—May, 2026</w:t>
+        <w:t>Decs, 2023 — May, 2026</w:t>
       </w:r>
     </w:p>
     <w:p>
@@ -735,7 +740,7 @@
           <w:sz w:val="22"/>
           <w:szCs w:val="22"/>
         </w:rPr>
-        <w:t>Migrate old PHP Slim website to Vue JS website.</w:t>
+        <w:t>Migrate old PHP Slim website to Vue JS website to later Vue JS</w:t>
       </w:r>
     </w:p>
     <w:p>
@@ -764,7 +769,7 @@
           <w:sz w:val="22"/>
           <w:szCs w:val="22"/>
         </w:rPr>
-        <w:t>Migrate Vue JS Website to Nuxt Js.</w:t>
+        <w:t>Independently led the development, maintenance, and performance optimization of multiple high-availability web applications.</w:t>
       </w:r>
     </w:p>
     <w:p>
@@ -778,6 +783,26 @@
         <w:ind w:hanging="0" w:left="720"/>
         <w:jc w:val="left"/>
         <w:rPr>
+          <w:color w:val="000000"/>
+        </w:rPr>
+      </w:pPr>
+      <w:r>
+        <w:rPr>
+          <w:color w:val="000000"/>
+        </w:rPr>
+      </w:r>
+    </w:p>
+    <w:p>
+      <w:pPr>
+        <w:pStyle w:val="Normal"/>
+        <w:numPr>
+          <w:ilvl w:val="0"/>
+          <w:numId w:val="0"/>
+        </w:numPr>
+        <w:bidi w:val="0"/>
+        <w:ind w:hanging="0" w:left="720"/>
+        <w:jc w:val="left"/>
+        <w:rPr>
           <w:rFonts w:ascii="Arial" w:hAnsi="Arial"/>
           <w:b w:val="false"/>
           <w:bCs w:val="false"/>
@@ -888,52 +913,7 @@
           <w:sz w:val="22"/>
           <w:szCs w:val="22"/>
         </w:rPr>
-        <w:t>Mar</w:t>
-      </w:r>
-      <w:r>
-        <w:rPr>
-          <w:rFonts w:ascii="Arial" w:hAnsi="Arial"/>
-          <w:b w:val="false"/>
-          <w:bCs w:val="false"/>
-          <w:i w:val="false"/>
-          <w:caps w:val="false"/>
-          <w:smallCaps w:val="false"/>
-          <w:color w:val="000000"/>
-          <w:spacing w:val="0"/>
-          <w:sz w:val="22"/>
-          <w:szCs w:val="22"/>
-        </w:rPr>
-        <w:t>, 2019—</w:t>
-      </w:r>
-      <w:r>
-        <w:rPr>
-          <w:rFonts w:ascii="Arial" w:hAnsi="Arial"/>
-          <w:b w:val="false"/>
-          <w:bCs w:val="false"/>
-          <w:i w:val="false"/>
-          <w:caps w:val="false"/>
-          <w:smallCaps w:val="false"/>
-          <w:color w:val="000000"/>
-          <w:spacing w:val="0"/>
-          <w:sz w:val="22"/>
-          <w:szCs w:val="22"/>
-        </w:rPr>
-        <w:t>Dec</w:t>
-      </w:r>
-      <w:r>
-        <w:rPr>
-          <w:rFonts w:ascii="Arial" w:hAnsi="Arial"/>
-          <w:b w:val="false"/>
-          <w:bCs w:val="false"/>
-          <w:i w:val="false"/>
-          <w:caps w:val="false"/>
-          <w:smallCaps w:val="false"/>
-          <w:color w:val="000000"/>
-          <w:spacing w:val="0"/>
-          <w:sz w:val="22"/>
-          <w:szCs w:val="22"/>
-        </w:rPr>
-        <w:t>, 2023</w:t>
+        <w:t>Mar, 2019 — Dec, 2023</w:t>
       </w:r>
     </w:p>
     <w:p>
@@ -962,7 +942,7 @@
           <w:sz w:val="22"/>
           <w:szCs w:val="22"/>
         </w:rPr>
-        <w:t>Generate mobile browser custom games (online scavenger hunt, bingo, etc) using Codeigniter</w:t>
+        <w:t>Generate mobile browser custom games (online scavenger hunt, bingo, photobooth , etc) using Codeigniter and React JS.</w:t>
       </w:r>
     </w:p>
     <w:p>
@@ -1049,7 +1029,212 @@
           <w:sz w:val="22"/>
           <w:szCs w:val="22"/>
         </w:rPr>
-        <w:t>Built mobile browser base photobooth application, using Codeigniter.</w:t>
+        <w:t>Generate custom reports import/export CSV</w:t>
+      </w:r>
+    </w:p>
+    <w:p>
+      <w:pPr>
+        <w:pStyle w:val="Normal"/>
+        <w:numPr>
+          <w:ilvl w:val="0"/>
+          <w:numId w:val="0"/>
+        </w:numPr>
+        <w:bidi w:val="0"/>
+        <w:ind w:hanging="0" w:left="720"/>
+        <w:jc w:val="left"/>
+        <w:rPr>
+          <w:rFonts w:ascii="Arial" w:hAnsi="Arial"/>
+          <w:b w:val="false"/>
+          <w:bCs w:val="false"/>
+          <w:i w:val="false"/>
+          <w:caps w:val="false"/>
+          <w:smallCaps w:val="false"/>
+          <w:color w:val="000000"/>
+          <w:spacing w:val="0"/>
+          <w:sz w:val="22"/>
+          <w:szCs w:val="22"/>
+        </w:rPr>
+      </w:pPr>
+      <w:r>
+        <w:rPr>
+          <w:rFonts w:ascii="Arial" w:hAnsi="Arial"/>
+          <w:b w:val="false"/>
+          <w:bCs w:val="false"/>
+          <w:i w:val="false"/>
+          <w:caps w:val="false"/>
+          <w:smallCaps w:val="false"/>
+          <w:color w:val="000000"/>
+          <w:spacing w:val="0"/>
+          <w:sz w:val="22"/>
+          <w:szCs w:val="22"/>
+        </w:rPr>
+        <w:br/>
+      </w:r>
+    </w:p>
+    <w:p>
+      <w:pPr>
+        <w:pStyle w:val="Normal"/>
+        <w:numPr>
+          <w:ilvl w:val="0"/>
+          <w:numId w:val="0"/>
+        </w:numPr>
+        <w:bidi w:val="0"/>
+        <w:ind w:hanging="0" w:left="720"/>
+        <w:jc w:val="left"/>
+        <w:rPr>
+          <w:rFonts w:ascii="Arial" w:hAnsi="Arial"/>
+          <w:b w:val="false"/>
+          <w:bCs w:val="false"/>
+          <w:i w:val="false"/>
+          <w:caps w:val="false"/>
+          <w:smallCaps w:val="false"/>
+          <w:color w:val="000000"/>
+          <w:spacing w:val="0"/>
+          <w:sz w:val="22"/>
+          <w:szCs w:val="22"/>
+        </w:rPr>
+      </w:pPr>
+      <w:r>
+        <w:rPr>
+          <w:rFonts w:ascii="Arial" w:hAnsi="Arial"/>
+          <w:b w:val="false"/>
+          <w:bCs w:val="false"/>
+          <w:i w:val="false"/>
+          <w:caps w:val="false"/>
+          <w:smallCaps w:val="false"/>
+          <w:color w:val="000000"/>
+          <w:spacing w:val="0"/>
+          <w:sz w:val="22"/>
+          <w:szCs w:val="22"/>
+        </w:rPr>
+      </w:r>
+    </w:p>
+    <w:p>
+      <w:pPr>
+        <w:pStyle w:val="DefaultDrawingStyle"/>
+        <w:bidi w:val="0"/>
+        <w:jc w:val="left"/>
+        <w:rPr>
+          <w:color w:val="000000"/>
+        </w:rPr>
+      </w:pPr>
+      <w:r>
+        <w:rPr>
+          <w:rFonts w:ascii="Arial" w:hAnsi="Arial"/>
+          <w:b/>
+          <w:i w:val="false"/>
+          <w:color w:val="000000"/>
+          <w:sz w:val="24"/>
+          <w:szCs w:val="24"/>
+        </w:rPr>
+        <w:t>----------------------------------------------------------------------------------------------------------------------------</w:t>
+      </w:r>
+    </w:p>
+    <w:p>
+      <w:pPr>
+        <w:pStyle w:val="Normal"/>
+        <w:bidi w:val="0"/>
+        <w:jc w:val="left"/>
+        <w:rPr>
+          <w:color w:val="000000"/>
+        </w:rPr>
+      </w:pPr>
+      <w:r>
+        <w:rPr>
+          <w:rFonts w:ascii="Arial" w:hAnsi="Arial"/>
+          <w:b/>
+          <w:bCs w:val="false"/>
+          <w:i w:val="false"/>
+          <w:caps w:val="false"/>
+          <w:smallCaps w:val="false"/>
+          <w:color w:val="000000"/>
+          <w:spacing w:val="0"/>
+          <w:sz w:val="22"/>
+          <w:szCs w:val="22"/>
+        </w:rPr>
+        <w:t xml:space="preserve">Alternative Media </w:t>
+      </w:r>
+      <w:r>
+        <w:rPr>
+          <w:rFonts w:ascii="Arial" w:hAnsi="Arial"/>
+          <w:b w:val="false"/>
+          <w:bCs w:val="false"/>
+          <w:i w:val="false"/>
+          <w:caps w:val="false"/>
+          <w:smallCaps w:val="false"/>
+          <w:color w:val="000000"/>
+          <w:spacing w:val="0"/>
+          <w:sz w:val="22"/>
+          <w:szCs w:val="22"/>
+        </w:rPr>
+        <w:t>| Front-end Web Developer</w:t>
+      </w:r>
+      <w:r>
+        <w:rPr>
+          <w:rFonts w:ascii="Arial" w:hAnsi="Arial"/>
+          <w:b w:val="false"/>
+          <w:bCs w:val="false"/>
+          <w:i w:val="false"/>
+          <w:color w:val="000000"/>
+          <w:sz w:val="22"/>
+          <w:szCs w:val="22"/>
+        </w:rPr>
+        <w:t xml:space="preserve"> </w:t>
+      </w:r>
+    </w:p>
+    <w:p>
+      <w:pPr>
+        <w:pStyle w:val="Normal"/>
+        <w:bidi w:val="0"/>
+        <w:jc w:val="left"/>
+        <w:rPr>
+          <w:color w:val="000000"/>
+        </w:rPr>
+      </w:pPr>
+      <w:r>
+        <w:rPr>
+          <w:rFonts w:ascii="Arial" w:hAnsi="Arial"/>
+          <w:b w:val="false"/>
+          <w:bCs w:val="false"/>
+          <w:i w:val="false"/>
+          <w:caps w:val="false"/>
+          <w:smallCaps w:val="false"/>
+          <w:color w:val="000000"/>
+          <w:spacing w:val="0"/>
+          <w:sz w:val="22"/>
+          <w:szCs w:val="22"/>
+        </w:rPr>
+        <w:t xml:space="preserve">Feb, 2018 — </w:t>
+      </w:r>
+      <w:r>
+        <w:rPr>
+          <w:rFonts w:ascii="Arial" w:hAnsi="Arial"/>
+          <w:b w:val="false"/>
+          <w:bCs w:val="false"/>
+          <w:i w:val="false"/>
+          <w:caps w:val="false"/>
+          <w:smallCaps w:val="false"/>
+          <w:color w:val="000000"/>
+          <w:spacing w:val="0"/>
+          <w:sz w:val="22"/>
+          <w:szCs w:val="22"/>
+        </w:rPr>
+        <w:t>Dec</w:t>
+      </w:r>
+      <w:r>
+        <w:rPr>
+          <w:rFonts w:ascii="Arial" w:hAnsi="Arial"/>
+          <w:b w:val="false"/>
+          <w:bCs w:val="false"/>
+          <w:i w:val="false"/>
+          <w:caps w:val="false"/>
+          <w:smallCaps w:val="false"/>
+          <w:color w:val="000000"/>
+          <w:spacing w:val="0"/>
+          <w:sz w:val="22"/>
+          <w:szCs w:val="22"/>
+        </w:rPr>
+        <w:t>, 2018</w:t>
       </w:r>
     </w:p>
     <w:p>
@@ -1078,7 +1263,268 @@
           <w:sz w:val="22"/>
           <w:szCs w:val="22"/>
         </w:rPr>
-        <w:t>Generate custom reports import/export CSV</w:t>
+        <w:t>Develop and maintain dynamic Wordpress website.</w:t>
+      </w:r>
+    </w:p>
+    <w:p>
+      <w:pPr>
+        <w:pStyle w:val="Normal"/>
+        <w:numPr>
+          <w:ilvl w:val="0"/>
+          <w:numId w:val="2"/>
+        </w:numPr>
+        <w:bidi w:val="0"/>
+        <w:jc w:val="left"/>
+        <w:rPr>
+          <w:color w:val="000000"/>
+        </w:rPr>
+      </w:pPr>
+      <w:r>
+        <w:rPr>
+          <w:rFonts w:ascii="Arial" w:hAnsi="Arial"/>
+          <w:b w:val="false"/>
+          <w:bCs w:val="false"/>
+          <w:i w:val="false"/>
+          <w:caps w:val="false"/>
+          <w:smallCaps w:val="false"/>
+          <w:color w:val="000000"/>
+          <w:spacing w:val="0"/>
+          <w:sz w:val="22"/>
+          <w:szCs w:val="22"/>
+        </w:rPr>
+        <w:t>Generate dynamic forms and custom pages for promotion and advertisement.</w:t>
+        <w:br/>
+        <w:br/>
+      </w:r>
+    </w:p>
+    <w:p>
+      <w:pPr>
+        <w:pStyle w:val="DefaultDrawingStyle"/>
+        <w:bidi w:val="0"/>
+        <w:jc w:val="left"/>
+        <w:rPr>
+          <w:color w:val="000000"/>
+        </w:rPr>
+      </w:pPr>
+      <w:r>
+        <w:rPr>
+          <w:rFonts w:ascii="Arial" w:hAnsi="Arial"/>
+          <w:b/>
+          <w:i w:val="false"/>
+          <w:color w:val="000000"/>
+          <w:sz w:val="24"/>
+          <w:szCs w:val="24"/>
+        </w:rPr>
+        <w:t>----------------------------------------------------------------------------------------------------------------------------</w:t>
+      </w:r>
+    </w:p>
+    <w:p>
+      <w:pPr>
+        <w:pStyle w:val="Normal"/>
+        <w:bidi w:val="0"/>
+        <w:jc w:val="left"/>
+        <w:rPr>
+          <w:color w:val="000000"/>
+        </w:rPr>
+      </w:pPr>
+      <w:r>
+        <w:rPr>
+          <w:rFonts w:ascii="Arial" w:hAnsi="Arial"/>
+          <w:b/>
+          <w:bCs w:val="false"/>
+          <w:i w:val="false"/>
+          <w:caps w:val="false"/>
+          <w:smallCaps w:val="false"/>
+          <w:color w:val="000000"/>
+          <w:spacing w:val="0"/>
+          <w:sz w:val="22"/>
+          <w:szCs w:val="22"/>
+        </w:rPr>
+        <w:t xml:space="preserve">Top Left Design (Webcert) </w:t>
+      </w:r>
+      <w:r>
+        <w:rPr>
+          <w:rFonts w:ascii="Arial" w:hAnsi="Arial"/>
+          <w:b w:val="false"/>
+          <w:bCs w:val="false"/>
+          <w:i w:val="false"/>
+          <w:caps w:val="false"/>
+          <w:smallCaps w:val="false"/>
+          <w:color w:val="000000"/>
+          <w:spacing w:val="0"/>
+          <w:sz w:val="22"/>
+          <w:szCs w:val="22"/>
+        </w:rPr>
+        <w:t>| Web Developer</w:t>
+      </w:r>
+      <w:r>
+        <w:rPr>
+          <w:rFonts w:ascii="Arial" w:hAnsi="Arial"/>
+          <w:b w:val="false"/>
+          <w:bCs w:val="false"/>
+          <w:i w:val="false"/>
+          <w:color w:val="000000"/>
+          <w:sz w:val="22"/>
+          <w:szCs w:val="22"/>
+        </w:rPr>
+        <w:t xml:space="preserve"> </w:t>
+      </w:r>
+    </w:p>
+    <w:p>
+      <w:pPr>
+        <w:pStyle w:val="Normal"/>
+        <w:bidi w:val="0"/>
+        <w:jc w:val="left"/>
+        <w:rPr>
+          <w:color w:val="000000"/>
+        </w:rPr>
+      </w:pPr>
+      <w:r>
+        <w:rPr>
+          <w:rFonts w:ascii="Arial" w:hAnsi="Arial"/>
+          <w:b w:val="false"/>
+          <w:bCs w:val="false"/>
+          <w:i w:val="false"/>
+          <w:caps w:val="false"/>
+          <w:smallCaps w:val="false"/>
+          <w:color w:val="000000"/>
+          <w:spacing w:val="0"/>
+          <w:sz w:val="22"/>
+          <w:szCs w:val="22"/>
+        </w:rPr>
+        <w:t xml:space="preserve">Jan, 2014 — </w:t>
+      </w:r>
+      <w:r>
+        <w:rPr>
+          <w:rFonts w:ascii="Arial" w:hAnsi="Arial"/>
+          <w:b w:val="false"/>
+          <w:bCs w:val="false"/>
+          <w:i w:val="false"/>
+          <w:caps w:val="false"/>
+          <w:smallCaps w:val="false"/>
+          <w:color w:val="000000"/>
+          <w:spacing w:val="0"/>
+          <w:sz w:val="22"/>
+          <w:szCs w:val="22"/>
+        </w:rPr>
+        <w:t>Dec</w:t>
+      </w:r>
+      <w:r>
+        <w:rPr>
+          <w:rFonts w:ascii="Arial" w:hAnsi="Arial"/>
+          <w:b w:val="false"/>
+          <w:bCs w:val="false"/>
+          <w:i w:val="false"/>
+          <w:caps w:val="false"/>
+          <w:smallCaps w:val="false"/>
+          <w:color w:val="000000"/>
+          <w:spacing w:val="0"/>
+          <w:sz w:val="22"/>
+          <w:szCs w:val="22"/>
+        </w:rPr>
+        <w:t>, 201</w:t>
+      </w:r>
+      <w:r>
+        <w:rPr>
+          <w:rFonts w:ascii="Arial" w:hAnsi="Arial"/>
+          <w:b w:val="false"/>
+          <w:bCs w:val="false"/>
+          <w:i w:val="false"/>
+          <w:caps w:val="false"/>
+          <w:smallCaps w:val="false"/>
+          <w:color w:val="000000"/>
+          <w:spacing w:val="0"/>
+          <w:sz w:val="22"/>
+          <w:szCs w:val="22"/>
+        </w:rPr>
+        <w:t>7</w:t>
+      </w:r>
+    </w:p>
+    <w:p>
+      <w:pPr>
+        <w:pStyle w:val="Normal"/>
+        <w:numPr>
+          <w:ilvl w:val="0"/>
+          <w:numId w:val="2"/>
+        </w:numPr>
+        <w:bidi w:val="0"/>
+        <w:jc w:val="left"/>
+        <w:rPr>
+          <w:color w:val="000000"/>
+        </w:rPr>
+      </w:pPr>
+      <w:r>
+        <w:rPr>
+          <w:rFonts w:ascii="Arial" w:hAnsi="Arial"/>
+          <w:b w:val="false"/>
+          <w:bCs w:val="false"/>
+          <w:i w:val="false"/>
+          <w:caps w:val="false"/>
+          <w:smallCaps w:val="false"/>
+          <w:color w:val="000000"/>
+          <w:spacing w:val="0"/>
+          <w:sz w:val="22"/>
+          <w:szCs w:val="22"/>
+        </w:rPr>
+        <w:t>Provide technical support for an "infrastructure project cost management system.</w:t>
+      </w:r>
+    </w:p>
+    <w:p>
+      <w:pPr>
+        <w:pStyle w:val="Normal"/>
+        <w:numPr>
+          <w:ilvl w:val="0"/>
+          <w:numId w:val="2"/>
+        </w:numPr>
+        <w:bidi w:val="0"/>
+        <w:jc w:val="left"/>
+        <w:rPr>
+          <w:color w:val="000000"/>
+        </w:rPr>
+      </w:pPr>
+      <w:r>
+        <w:rPr>
+          <w:rFonts w:ascii="Arial" w:hAnsi="Arial"/>
+          <w:b w:val="false"/>
+          <w:bCs w:val="false"/>
+          <w:i w:val="false"/>
+          <w:caps w:val="false"/>
+          <w:smallCaps w:val="false"/>
+          <w:color w:val="000000"/>
+          <w:spacing w:val="0"/>
+          <w:sz w:val="22"/>
+          <w:szCs w:val="22"/>
+        </w:rPr>
+        <w:t>Generate custom export to csv base from client specification from MySQL database.</w:t>
+      </w:r>
+    </w:p>
+    <w:p>
+      <w:pPr>
+        <w:pStyle w:val="Normal"/>
+        <w:numPr>
+          <w:ilvl w:val="0"/>
+          <w:numId w:val="2"/>
+        </w:numPr>
+        <w:bidi w:val="0"/>
+        <w:jc w:val="left"/>
+        <w:rPr>
+          <w:color w:val="000000"/>
+        </w:rPr>
+      </w:pPr>
+      <w:r>
+        <w:rPr>
+          <w:rFonts w:ascii="Arial" w:hAnsi="Arial"/>
+          <w:b w:val="false"/>
+          <w:bCs w:val="false"/>
+          <w:i w:val="false"/>
+          <w:caps w:val="false"/>
+          <w:smallCaps w:val="false"/>
+          <w:color w:val="000000"/>
+          <w:spacing w:val="0"/>
+          <w:sz w:val="22"/>
+          <w:szCs w:val="22"/>
+        </w:rPr>
+        <w:t xml:space="preserve">Maintained and enhanced company custom CMS using Codeigniter framework.  </w:t>
       </w:r>
     </w:p>
     <w:p>
@@ -1137,864 +1583,7 @@
           <w:sz w:val="24"/>
           <w:szCs w:val="24"/>
         </w:rPr>
-        <w:t>----------------------------------------------------------------------------------------------------------------------------</w:t>
-      </w:r>
-    </w:p>
-    <w:p>
-      <w:pPr>
-        <w:pStyle w:val="Normal"/>
-        <w:bidi w:val="0"/>
-        <w:jc w:val="left"/>
-        <w:rPr>
-          <w:color w:val="000000"/>
-        </w:rPr>
-      </w:pPr>
-      <w:r>
-        <w:rPr>
-          <w:rFonts w:ascii="Arial" w:hAnsi="Arial"/>
-          <w:b/>
-          <w:bCs w:val="false"/>
-          <w:i w:val="false"/>
-          <w:caps w:val="false"/>
-          <w:smallCaps w:val="false"/>
-          <w:color w:val="000000"/>
-          <w:spacing w:val="0"/>
-          <w:sz w:val="22"/>
-          <w:szCs w:val="22"/>
-        </w:rPr>
-        <w:t xml:space="preserve">Alternative Media </w:t>
-      </w:r>
-      <w:r>
-        <w:rPr>
-          <w:rFonts w:ascii="Arial" w:hAnsi="Arial"/>
-          <w:b w:val="false"/>
-          <w:bCs w:val="false"/>
-          <w:i w:val="false"/>
-          <w:caps w:val="false"/>
-          <w:smallCaps w:val="false"/>
-          <w:color w:val="000000"/>
-          <w:spacing w:val="0"/>
-          <w:sz w:val="22"/>
-          <w:szCs w:val="22"/>
-        </w:rPr>
-        <w:t>| Front-end Web Developer</w:t>
-      </w:r>
-      <w:r>
-        <w:rPr>
-          <w:rFonts w:ascii="Arial" w:hAnsi="Arial"/>
-          <w:b w:val="false"/>
-          <w:bCs w:val="false"/>
-          <w:i w:val="false"/>
-          <w:color w:val="000000"/>
-          <w:sz w:val="22"/>
-          <w:szCs w:val="22"/>
-        </w:rPr>
-        <w:t xml:space="preserve"> </w:t>
-      </w:r>
-    </w:p>
-    <w:p>
-      <w:pPr>
-        <w:pStyle w:val="Normal"/>
-        <w:bidi w:val="0"/>
-        <w:jc w:val="left"/>
-        <w:rPr>
-          <w:color w:val="000000"/>
-        </w:rPr>
-      </w:pPr>
-      <w:r>
-        <w:rPr>
-          <w:rFonts w:ascii="Arial" w:hAnsi="Arial"/>
-          <w:b w:val="false"/>
-          <w:bCs w:val="false"/>
-          <w:i w:val="false"/>
-          <w:caps w:val="false"/>
-          <w:smallCaps w:val="false"/>
-          <w:color w:val="000000"/>
-          <w:spacing w:val="0"/>
-          <w:sz w:val="22"/>
-          <w:szCs w:val="22"/>
-        </w:rPr>
-        <w:t>Feb, 2018—</w:t>
-      </w:r>
-      <w:r>
-        <w:rPr>
-          <w:rFonts w:ascii="Arial" w:hAnsi="Arial"/>
-          <w:b w:val="false"/>
-          <w:bCs w:val="false"/>
-          <w:i w:val="false"/>
-          <w:caps w:val="false"/>
-          <w:smallCaps w:val="false"/>
-          <w:color w:val="000000"/>
-          <w:spacing w:val="0"/>
-          <w:sz w:val="22"/>
-          <w:szCs w:val="22"/>
-        </w:rPr>
-        <w:t>Aug</w:t>
-      </w:r>
-      <w:r>
-        <w:rPr>
-          <w:rFonts w:ascii="Arial" w:hAnsi="Arial"/>
-          <w:b w:val="false"/>
-          <w:bCs w:val="false"/>
-          <w:i w:val="false"/>
-          <w:caps w:val="false"/>
-          <w:smallCaps w:val="false"/>
-          <w:color w:val="000000"/>
-          <w:spacing w:val="0"/>
-          <w:sz w:val="22"/>
-          <w:szCs w:val="22"/>
-        </w:rPr>
-        <w:t>, 2018</w:t>
-      </w:r>
-    </w:p>
-    <w:p>
-      <w:pPr>
-        <w:pStyle w:val="Normal"/>
-        <w:numPr>
-          <w:ilvl w:val="0"/>
-          <w:numId w:val="2"/>
-        </w:numPr>
-        <w:bidi w:val="0"/>
-        <w:jc w:val="left"/>
-        <w:rPr>
-          <w:color w:val="000000"/>
-        </w:rPr>
-      </w:pPr>
-      <w:r>
-        <w:rPr>
-          <w:rFonts w:ascii="Arial" w:hAnsi="Arial"/>
-          <w:b w:val="false"/>
-          <w:bCs w:val="false"/>
-          <w:i w:val="false"/>
-          <w:caps w:val="false"/>
-          <w:smallCaps w:val="false"/>
-          <w:color w:val="000000"/>
-          <w:spacing w:val="0"/>
-          <w:sz w:val="22"/>
-          <w:szCs w:val="22"/>
-        </w:rPr>
-        <w:t>Develop and maintain dynamic Wordpress website.</w:t>
-      </w:r>
-    </w:p>
-    <w:p>
-      <w:pPr>
-        <w:pStyle w:val="Normal"/>
-        <w:numPr>
-          <w:ilvl w:val="0"/>
-          <w:numId w:val="2"/>
-        </w:numPr>
-        <w:bidi w:val="0"/>
-        <w:jc w:val="left"/>
-        <w:rPr>
-          <w:color w:val="000000"/>
-        </w:rPr>
-      </w:pPr>
-      <w:r>
-        <w:rPr>
-          <w:rFonts w:ascii="Arial" w:hAnsi="Arial"/>
-          <w:b w:val="false"/>
-          <w:bCs w:val="false"/>
-          <w:i w:val="false"/>
-          <w:caps w:val="false"/>
-          <w:smallCaps w:val="false"/>
-          <w:color w:val="000000"/>
-          <w:spacing w:val="0"/>
-          <w:sz w:val="22"/>
-          <w:szCs w:val="22"/>
-        </w:rPr>
-        <w:t>Generate dynamic forms and custom pages for promotion and advertisement.</w:t>
-      </w:r>
-    </w:p>
-    <w:p>
-      <w:pPr>
-        <w:pStyle w:val="DefaultDrawingStyle"/>
-        <w:bidi w:val="0"/>
-        <w:jc w:val="left"/>
-        <w:rPr>
-          <w:color w:val="000000"/>
-        </w:rPr>
-      </w:pPr>
-      <w:r>
-        <w:rPr>
-          <w:rFonts w:ascii="Arial" w:hAnsi="Arial"/>
-          <w:b/>
-          <w:i w:val="false"/>
-          <w:color w:val="000000"/>
-          <w:sz w:val="24"/>
-          <w:szCs w:val="24"/>
-        </w:rPr>
-        <w:t>----------------------------------------------------------------------------------------------------------------------------</w:t>
-      </w:r>
-    </w:p>
-    <w:p>
-      <w:pPr>
-        <w:pStyle w:val="Normal"/>
-        <w:bidi w:val="0"/>
-        <w:jc w:val="left"/>
-        <w:rPr>
-          <w:color w:val="000000"/>
-        </w:rPr>
-      </w:pPr>
-      <w:r>
-        <w:rPr>
-          <w:rFonts w:ascii="Arial" w:hAnsi="Arial"/>
-          <w:b/>
-          <w:bCs w:val="false"/>
-          <w:i w:val="false"/>
-          <w:caps w:val="false"/>
-          <w:smallCaps w:val="false"/>
-          <w:color w:val="000000"/>
-          <w:spacing w:val="0"/>
-          <w:sz w:val="22"/>
-          <w:szCs w:val="22"/>
-        </w:rPr>
-        <w:t xml:space="preserve">Top Left Design (Webcert) </w:t>
-      </w:r>
-      <w:r>
-        <w:rPr>
-          <w:rFonts w:ascii="Arial" w:hAnsi="Arial"/>
-          <w:b w:val="false"/>
-          <w:bCs w:val="false"/>
-          <w:i w:val="false"/>
-          <w:caps w:val="false"/>
-          <w:smallCaps w:val="false"/>
-          <w:color w:val="000000"/>
-          <w:spacing w:val="0"/>
-          <w:sz w:val="22"/>
-          <w:szCs w:val="22"/>
-        </w:rPr>
-        <w:t>| Web Developer</w:t>
-      </w:r>
-      <w:r>
-        <w:rPr>
-          <w:rFonts w:ascii="Arial" w:hAnsi="Arial"/>
-          <w:b w:val="false"/>
-          <w:bCs w:val="false"/>
-          <w:i w:val="false"/>
-          <w:color w:val="000000"/>
-          <w:sz w:val="22"/>
-          <w:szCs w:val="22"/>
-        </w:rPr>
-        <w:t xml:space="preserve"> </w:t>
-      </w:r>
-    </w:p>
-    <w:p>
-      <w:pPr>
-        <w:pStyle w:val="Normal"/>
-        <w:bidi w:val="0"/>
-        <w:jc w:val="left"/>
-        <w:rPr>
-          <w:color w:val="000000"/>
-        </w:rPr>
-      </w:pPr>
-      <w:r>
-        <w:rPr>
-          <w:rFonts w:ascii="Arial" w:hAnsi="Arial"/>
-          <w:b w:val="false"/>
-          <w:bCs w:val="false"/>
-          <w:i w:val="false"/>
-          <w:caps w:val="false"/>
-          <w:smallCaps w:val="false"/>
-          <w:color w:val="000000"/>
-          <w:spacing w:val="0"/>
-          <w:sz w:val="22"/>
-          <w:szCs w:val="22"/>
-        </w:rPr>
-        <w:t>Jan, 201</w:t>
-      </w:r>
-      <w:r>
-        <w:rPr>
-          <w:rFonts w:ascii="Arial" w:hAnsi="Arial"/>
-          <w:b w:val="false"/>
-          <w:bCs w:val="false"/>
-          <w:i w:val="false"/>
-          <w:caps w:val="false"/>
-          <w:smallCaps w:val="false"/>
-          <w:color w:val="000000"/>
-          <w:spacing w:val="0"/>
-          <w:sz w:val="22"/>
-          <w:szCs w:val="22"/>
-        </w:rPr>
-        <w:t>6</w:t>
-      </w:r>
-      <w:r>
-        <w:rPr>
-          <w:rFonts w:ascii="Arial" w:hAnsi="Arial"/>
-          <w:b w:val="false"/>
-          <w:bCs w:val="false"/>
-          <w:i w:val="false"/>
-          <w:caps w:val="false"/>
-          <w:smallCaps w:val="false"/>
-          <w:color w:val="000000"/>
-          <w:spacing w:val="0"/>
-          <w:sz w:val="22"/>
-          <w:szCs w:val="22"/>
-        </w:rPr>
-        <w:t>—Jul, 2018</w:t>
-      </w:r>
-    </w:p>
-    <w:p>
-      <w:pPr>
-        <w:pStyle w:val="Normal"/>
-        <w:numPr>
-          <w:ilvl w:val="0"/>
-          <w:numId w:val="2"/>
-        </w:numPr>
-        <w:bidi w:val="0"/>
-        <w:jc w:val="left"/>
-        <w:rPr>
-          <w:color w:val="000000"/>
-        </w:rPr>
-      </w:pPr>
-      <w:r>
-        <w:rPr>
-          <w:rFonts w:ascii="Arial" w:hAnsi="Arial"/>
-          <w:b w:val="false"/>
-          <w:bCs w:val="false"/>
-          <w:i w:val="false"/>
-          <w:caps w:val="false"/>
-          <w:smallCaps w:val="false"/>
-          <w:color w:val="000000"/>
-          <w:spacing w:val="0"/>
-          <w:sz w:val="22"/>
-          <w:szCs w:val="22"/>
-        </w:rPr>
-        <w:t>Provide technical support for an "infrastructure project cost management system.</w:t>
-      </w:r>
-    </w:p>
-    <w:p>
-      <w:pPr>
-        <w:pStyle w:val="Normal"/>
-        <w:numPr>
-          <w:ilvl w:val="0"/>
-          <w:numId w:val="2"/>
-        </w:numPr>
-        <w:bidi w:val="0"/>
-        <w:jc w:val="left"/>
-        <w:rPr>
-          <w:color w:val="000000"/>
-        </w:rPr>
-      </w:pPr>
-      <w:r>
-        <w:rPr>
-          <w:rFonts w:ascii="Arial" w:hAnsi="Arial"/>
-          <w:b w:val="false"/>
-          <w:bCs w:val="false"/>
-          <w:i w:val="false"/>
-          <w:caps w:val="false"/>
-          <w:smallCaps w:val="false"/>
-          <w:color w:val="000000"/>
-          <w:spacing w:val="0"/>
-          <w:sz w:val="22"/>
-          <w:szCs w:val="22"/>
-        </w:rPr>
-        <w:t>Generate custom export to csv base from client specification from MySQL database.</w:t>
-      </w:r>
-    </w:p>
-    <w:p>
-      <w:pPr>
-        <w:pStyle w:val="Normal"/>
-        <w:numPr>
-          <w:ilvl w:val="0"/>
-          <w:numId w:val="0"/>
-        </w:numPr>
-        <w:bidi w:val="0"/>
-        <w:ind w:hanging="0" w:left="720"/>
-        <w:jc w:val="left"/>
-        <w:rPr>
-          <w:rFonts w:ascii="Arial" w:hAnsi="Arial"/>
-          <w:b w:val="false"/>
-          <w:bCs w:val="false"/>
-          <w:i w:val="false"/>
-          <w:caps w:val="false"/>
-          <w:smallCaps w:val="false"/>
-          <w:color w:val="000000"/>
-          <w:spacing w:val="0"/>
-          <w:sz w:val="22"/>
-          <w:szCs w:val="22"/>
-        </w:rPr>
-      </w:pPr>
-      <w:r>
-        <w:rPr>
-          <w:rFonts w:ascii="Arial" w:hAnsi="Arial"/>
-          <w:b w:val="false"/>
-          <w:bCs w:val="false"/>
-          <w:i w:val="false"/>
-          <w:caps w:val="false"/>
-          <w:smallCaps w:val="false"/>
-          <w:color w:val="000000"/>
-          <w:spacing w:val="0"/>
-          <w:sz w:val="22"/>
-          <w:szCs w:val="22"/>
-        </w:rPr>
-      </w:r>
-    </w:p>
-    <w:p>
-      <w:pPr>
-        <w:pStyle w:val="DefaultDrawingStyle"/>
-        <w:bidi w:val="0"/>
-        <w:jc w:val="left"/>
-        <w:rPr>
-          <w:color w:val="000000"/>
-        </w:rPr>
-      </w:pPr>
-      <w:r>
-        <w:rPr>
-          <w:rFonts w:ascii="Arial" w:hAnsi="Arial"/>
-          <w:b/>
-          <w:i w:val="false"/>
-          <w:color w:val="000000"/>
-          <w:sz w:val="24"/>
-          <w:szCs w:val="24"/>
-        </w:rPr>
-        <w:t>----------------------------------------------------------------------------------------------------------------------------</w:t>
         <w:br/>
-      </w:r>
-      <w:r>
-        <w:rPr>
-          <w:rFonts w:ascii="Arial" w:hAnsi="Arial"/>
-          <w:b/>
-          <w:bCs w:val="false"/>
-          <w:i w:val="false"/>
-          <w:caps w:val="false"/>
-          <w:smallCaps w:val="false"/>
-          <w:color w:val="000000"/>
-          <w:spacing w:val="0"/>
-          <w:sz w:val="22"/>
-          <w:szCs w:val="22"/>
-        </w:rPr>
-        <w:t xml:space="preserve">WebXpress.inc </w:t>
-      </w:r>
-      <w:r>
-        <w:rPr>
-          <w:rFonts w:ascii="Arial" w:hAnsi="Arial"/>
-          <w:b w:val="false"/>
-          <w:bCs w:val="false"/>
-          <w:i w:val="false"/>
-          <w:caps w:val="false"/>
-          <w:smallCaps w:val="false"/>
-          <w:color w:val="000000"/>
-          <w:spacing w:val="0"/>
-          <w:sz w:val="22"/>
-          <w:szCs w:val="22"/>
-        </w:rPr>
-        <w:t>| Webcert Technical Support</w:t>
-      </w:r>
-    </w:p>
-    <w:p>
-      <w:pPr>
-        <w:pStyle w:val="Normal"/>
-        <w:bidi w:val="0"/>
-        <w:jc w:val="left"/>
-        <w:rPr>
-          <w:color w:val="000000"/>
-        </w:rPr>
-      </w:pPr>
-      <w:r>
-        <w:rPr>
-          <w:rFonts w:ascii="Arial" w:hAnsi="Arial"/>
-          <w:b w:val="false"/>
-          <w:bCs w:val="false"/>
-          <w:i w:val="false"/>
-          <w:caps w:val="false"/>
-          <w:smallCaps w:val="false"/>
-          <w:color w:val="000000"/>
-          <w:spacing w:val="0"/>
-          <w:sz w:val="22"/>
-          <w:szCs w:val="22"/>
-        </w:rPr>
-        <w:t>Oct, 201</w:t>
-      </w:r>
-      <w:r>
-        <w:rPr>
-          <w:rFonts w:ascii="Arial" w:hAnsi="Arial"/>
-          <w:b w:val="false"/>
-          <w:bCs w:val="false"/>
-          <w:i w:val="false"/>
-          <w:caps w:val="false"/>
-          <w:smallCaps w:val="false"/>
-          <w:color w:val="000000"/>
-          <w:spacing w:val="0"/>
-          <w:sz w:val="22"/>
-          <w:szCs w:val="22"/>
-        </w:rPr>
-        <w:t>3</w:t>
-      </w:r>
-      <w:r>
-        <w:rPr>
-          <w:rFonts w:ascii="Arial" w:hAnsi="Arial"/>
-          <w:b w:val="false"/>
-          <w:bCs w:val="false"/>
-          <w:i w:val="false"/>
-          <w:caps w:val="false"/>
-          <w:smallCaps w:val="false"/>
-          <w:color w:val="000000"/>
-          <w:spacing w:val="0"/>
-          <w:sz w:val="22"/>
-          <w:szCs w:val="22"/>
-        </w:rPr>
-        <w:t>—Dec, 201</w:t>
-      </w:r>
-      <w:r>
-        <w:rPr>
-          <w:rFonts w:ascii="Arial" w:hAnsi="Arial"/>
-          <w:b w:val="false"/>
-          <w:bCs w:val="false"/>
-          <w:i w:val="false"/>
-          <w:caps w:val="false"/>
-          <w:smallCaps w:val="false"/>
-          <w:color w:val="000000"/>
-          <w:spacing w:val="0"/>
-          <w:sz w:val="22"/>
-          <w:szCs w:val="22"/>
-        </w:rPr>
-        <w:t>5</w:t>
-      </w:r>
-    </w:p>
-    <w:p>
-      <w:pPr>
-        <w:pStyle w:val="Normal"/>
-        <w:numPr>
-          <w:ilvl w:val="0"/>
-          <w:numId w:val="2"/>
-        </w:numPr>
-        <w:bidi w:val="0"/>
-        <w:jc w:val="left"/>
-        <w:rPr>
-          <w:color w:val="000000"/>
-        </w:rPr>
-      </w:pPr>
-      <w:r>
-        <w:rPr>
-          <w:rFonts w:ascii="Arial" w:hAnsi="Arial"/>
-          <w:b w:val="false"/>
-          <w:bCs w:val="false"/>
-          <w:i w:val="false"/>
-          <w:caps w:val="false"/>
-          <w:smallCaps w:val="false"/>
-          <w:color w:val="000000"/>
-          <w:spacing w:val="0"/>
-          <w:sz w:val="22"/>
-          <w:szCs w:val="22"/>
-        </w:rPr>
-        <w:t xml:space="preserve">Maintained and enhanced company custom CMS using Codeigniter framework.  </w:t>
-      </w:r>
-    </w:p>
-    <w:p>
-      <w:pPr>
-        <w:pStyle w:val="Normal"/>
-        <w:numPr>
-          <w:ilvl w:val="0"/>
-          <w:numId w:val="2"/>
-        </w:numPr>
-        <w:bidi w:val="0"/>
-        <w:jc w:val="left"/>
-        <w:rPr>
-          <w:color w:val="000000"/>
-        </w:rPr>
-      </w:pPr>
-      <w:r>
-        <w:rPr>
-          <w:rFonts w:ascii="Arial" w:hAnsi="Arial"/>
-          <w:b w:val="false"/>
-          <w:bCs w:val="false"/>
-          <w:i w:val="false"/>
-          <w:caps w:val="false"/>
-          <w:smallCaps w:val="false"/>
-          <w:color w:val="000000"/>
-          <w:spacing w:val="0"/>
-          <w:sz w:val="22"/>
-          <w:szCs w:val="22"/>
-        </w:rPr>
-        <w:t>Develop and maintain custom acupuncture system.</w:t>
-      </w:r>
-    </w:p>
-    <w:p>
-      <w:pPr>
-        <w:pStyle w:val="DefaultDrawingStyle"/>
-        <w:bidi w:val="0"/>
-        <w:jc w:val="left"/>
-        <w:rPr>
-          <w:color w:val="000000"/>
-        </w:rPr>
-      </w:pPr>
-      <w:r>
-        <w:rPr>
-          <w:rFonts w:ascii="Arial" w:hAnsi="Arial"/>
-          <w:b/>
-          <w:i w:val="false"/>
-          <w:color w:val="000000"/>
-          <w:sz w:val="24"/>
-          <w:szCs w:val="24"/>
-        </w:rPr>
-        <w:br/>
-        <w:t>----------------------------------------------------------------------------------------------------------------------------</w:t>
-      </w:r>
-    </w:p>
-    <w:p>
-      <w:pPr>
-        <w:pStyle w:val="Normal"/>
-        <w:bidi w:val="0"/>
-        <w:jc w:val="left"/>
-        <w:rPr>
-          <w:color w:val="000000"/>
-        </w:rPr>
-      </w:pPr>
-      <w:r>
-        <w:rPr>
-          <w:rFonts w:ascii="Arial" w:hAnsi="Arial"/>
-          <w:b/>
-          <w:i w:val="false"/>
-          <w:caps w:val="false"/>
-          <w:smallCaps w:val="false"/>
-          <w:color w:val="000000"/>
-          <w:spacing w:val="0"/>
-          <w:sz w:val="22"/>
-          <w:szCs w:val="22"/>
-        </w:rPr>
-        <w:t xml:space="preserve">Mr. E-Sourcing/CalloutSolution </w:t>
-      </w:r>
-      <w:r>
-        <w:rPr>
-          <w:rFonts w:ascii="Arial" w:hAnsi="Arial"/>
-          <w:b w:val="false"/>
-          <w:bCs w:val="false"/>
-          <w:i w:val="false"/>
-          <w:caps w:val="false"/>
-          <w:smallCaps w:val="false"/>
-          <w:color w:val="000000"/>
-          <w:spacing w:val="0"/>
-          <w:sz w:val="22"/>
-          <w:szCs w:val="22"/>
-        </w:rPr>
-        <w:t>| Jr. Web Developer</w:t>
-      </w:r>
-      <w:r>
-        <w:rPr>
-          <w:rFonts w:ascii="Arial" w:hAnsi="Arial"/>
-          <w:b w:val="false"/>
-          <w:bCs w:val="false"/>
-          <w:color w:val="000000"/>
-          <w:sz w:val="22"/>
-          <w:szCs w:val="22"/>
-        </w:rPr>
-        <w:t xml:space="preserve"> </w:t>
-      </w:r>
-    </w:p>
-    <w:p>
-      <w:pPr>
-        <w:pStyle w:val="Normal"/>
-        <w:bidi w:val="0"/>
-        <w:jc w:val="left"/>
-        <w:rPr>
-          <w:color w:val="000000"/>
-        </w:rPr>
-      </w:pPr>
-      <w:r>
-        <w:rPr>
-          <w:rFonts w:ascii="Arial" w:hAnsi="Arial"/>
-          <w:b w:val="false"/>
-          <w:bCs w:val="false"/>
-          <w:i w:val="false"/>
-          <w:caps w:val="false"/>
-          <w:smallCaps w:val="false"/>
-          <w:color w:val="000000"/>
-          <w:spacing w:val="0"/>
-          <w:sz w:val="22"/>
-          <w:szCs w:val="22"/>
-        </w:rPr>
-        <w:t>Jan, 201</w:t>
-      </w:r>
-      <w:r>
-        <w:rPr>
-          <w:rFonts w:ascii="Arial" w:hAnsi="Arial"/>
-          <w:b w:val="false"/>
-          <w:bCs w:val="false"/>
-          <w:i w:val="false"/>
-          <w:caps w:val="false"/>
-          <w:smallCaps w:val="false"/>
-          <w:color w:val="000000"/>
-          <w:spacing w:val="0"/>
-          <w:sz w:val="22"/>
-          <w:szCs w:val="22"/>
-        </w:rPr>
-        <w:t>2</w:t>
-      </w:r>
-      <w:r>
-        <w:rPr>
-          <w:rFonts w:ascii="Arial" w:hAnsi="Arial"/>
-          <w:b w:val="false"/>
-          <w:bCs w:val="false"/>
-          <w:i w:val="false"/>
-          <w:caps w:val="false"/>
-          <w:smallCaps w:val="false"/>
-          <w:color w:val="000000"/>
-          <w:spacing w:val="0"/>
-          <w:sz w:val="22"/>
-          <w:szCs w:val="22"/>
-        </w:rPr>
-        <w:t>—</w:t>
-      </w:r>
-      <w:r>
-        <w:rPr>
-          <w:rFonts w:ascii="Arial" w:hAnsi="Arial"/>
-          <w:b w:val="false"/>
-          <w:bCs w:val="false"/>
-          <w:i w:val="false"/>
-          <w:caps w:val="false"/>
-          <w:smallCaps w:val="false"/>
-          <w:color w:val="000000"/>
-          <w:spacing w:val="0"/>
-          <w:sz w:val="22"/>
-          <w:szCs w:val="22"/>
-        </w:rPr>
-        <w:t>Spet</w:t>
-      </w:r>
-      <w:r>
-        <w:rPr>
-          <w:rFonts w:ascii="Arial" w:hAnsi="Arial"/>
-          <w:b w:val="false"/>
-          <w:bCs w:val="false"/>
-          <w:i w:val="false"/>
-          <w:caps w:val="false"/>
-          <w:smallCaps w:val="false"/>
-          <w:color w:val="000000"/>
-          <w:spacing w:val="0"/>
-          <w:sz w:val="22"/>
-          <w:szCs w:val="22"/>
-        </w:rPr>
-        <w:t>, 201</w:t>
-      </w:r>
-      <w:r>
-        <w:rPr>
-          <w:rFonts w:ascii="Arial" w:hAnsi="Arial"/>
-          <w:b w:val="false"/>
-          <w:bCs w:val="false"/>
-          <w:i w:val="false"/>
-          <w:caps w:val="false"/>
-          <w:smallCaps w:val="false"/>
-          <w:color w:val="000000"/>
-          <w:spacing w:val="0"/>
-          <w:sz w:val="22"/>
-          <w:szCs w:val="22"/>
-        </w:rPr>
-        <w:t>3</w:t>
-      </w:r>
-    </w:p>
-    <w:p>
-      <w:pPr>
-        <w:pStyle w:val="Normal"/>
-        <w:numPr>
-          <w:ilvl w:val="0"/>
-          <w:numId w:val="2"/>
-        </w:numPr>
-        <w:bidi w:val="0"/>
-        <w:jc w:val="left"/>
-        <w:rPr>
-          <w:color w:val="000000"/>
-        </w:rPr>
-      </w:pPr>
-      <w:r>
-        <w:rPr>
-          <w:rFonts w:ascii="Arial" w:hAnsi="Arial"/>
-          <w:b w:val="false"/>
-          <w:bCs w:val="false"/>
-          <w:i w:val="false"/>
-          <w:caps w:val="false"/>
-          <w:smallCaps w:val="false"/>
-          <w:color w:val="000000"/>
-          <w:spacing w:val="0"/>
-          <w:sz w:val="22"/>
-          <w:szCs w:val="22"/>
-        </w:rPr>
-        <w:t>Maintained and enhanced web applications and ensuring consistent product stability.</w:t>
-      </w:r>
-    </w:p>
-    <w:p>
-      <w:pPr>
-        <w:pStyle w:val="Normal"/>
-        <w:numPr>
-          <w:ilvl w:val="0"/>
-          <w:numId w:val="2"/>
-        </w:numPr>
-        <w:bidi w:val="0"/>
-        <w:jc w:val="left"/>
-        <w:rPr>
-          <w:color w:val="000000"/>
-        </w:rPr>
-      </w:pPr>
-      <w:r>
-        <w:rPr>
-          <w:rFonts w:ascii="Arial" w:hAnsi="Arial"/>
-          <w:b w:val="false"/>
-          <w:bCs w:val="false"/>
-          <w:i w:val="false"/>
-          <w:caps w:val="false"/>
-          <w:smallCaps w:val="false"/>
-          <w:color w:val="000000"/>
-          <w:spacing w:val="0"/>
-          <w:sz w:val="22"/>
-          <w:szCs w:val="22"/>
-        </w:rPr>
-        <w:t>Import/Export store products pricing and Image updates</w:t>
-      </w:r>
-    </w:p>
-    <w:p>
-      <w:pPr>
-        <w:pStyle w:val="Normal"/>
-        <w:numPr>
-          <w:ilvl w:val="0"/>
-          <w:numId w:val="2"/>
-        </w:numPr>
-        <w:bidi w:val="0"/>
-        <w:jc w:val="left"/>
-        <w:rPr>
-          <w:color w:val="000000"/>
-        </w:rPr>
-      </w:pPr>
-      <w:r>
-        <w:rPr>
-          <w:rFonts w:ascii="Arial" w:hAnsi="Arial"/>
-          <w:b w:val="false"/>
-          <w:bCs w:val="false"/>
-          <w:i w:val="false"/>
-          <w:caps w:val="false"/>
-          <w:smallCaps w:val="false"/>
-          <w:color w:val="000000"/>
-          <w:spacing w:val="0"/>
-          <w:sz w:val="22"/>
-          <w:szCs w:val="22"/>
-        </w:rPr>
-        <w:t>Generate custom export to csv base from client specification from Magento database.</w:t>
-      </w:r>
-    </w:p>
-    <w:p>
-      <w:pPr>
-        <w:pStyle w:val="Normal"/>
-        <w:numPr>
-          <w:ilvl w:val="0"/>
-          <w:numId w:val="2"/>
-        </w:numPr>
-        <w:bidi w:val="0"/>
-        <w:jc w:val="left"/>
-        <w:rPr>
-          <w:color w:val="000000"/>
-        </w:rPr>
-      </w:pPr>
-      <w:r>
-        <w:rPr>
-          <w:rFonts w:ascii="Arial" w:hAnsi="Arial"/>
-          <w:b w:val="false"/>
-          <w:bCs w:val="false"/>
-          <w:i w:val="false"/>
-          <w:caps w:val="false"/>
-          <w:smallCaps w:val="false"/>
-          <w:color w:val="000000"/>
-          <w:spacing w:val="0"/>
-          <w:sz w:val="22"/>
-          <w:szCs w:val="22"/>
-        </w:rPr>
-        <w:t>Key Achievement: Independently re-developed and managed the Paypal payment API</w:t>
       </w:r>
     </w:p>
     <w:p>
@@ -2234,98 +1823,6 @@
         </w:rPr>
         <w:br/>
       </w:r>
-      <w:hyperlink r:id="rId7">
-        <w:r>
-          <w:rPr>
-            <w:rStyle w:val="Hyperlink"/>
-            <w:rFonts w:ascii="Arial" w:hAnsi="Arial"/>
-            <w:b w:val="false"/>
-            <w:bCs w:val="false"/>
-            <w:i w:val="false"/>
-            <w:caps w:val="false"/>
-            <w:smallCaps w:val="false"/>
-            <w:color w:val="000000"/>
-            <w:spacing w:val="0"/>
-            <w:sz w:val="22"/>
-            <w:szCs w:val="22"/>
-          </w:rPr>
-          <w:t>https://www.goodgifts.org/</w:t>
-        </w:r>
-      </w:hyperlink>
-    </w:p>
-    <w:p>
-      <w:pPr>
-        <w:pStyle w:val="Normal"/>
-        <w:bidi w:val="0"/>
-        <w:jc w:val="left"/>
-        <w:rPr>
-          <w:rFonts w:ascii="Arial" w:hAnsi="Arial"/>
-          <w:b w:val="false"/>
-          <w:bCs w:val="false"/>
-          <w:i w:val="false"/>
-          <w:caps w:val="false"/>
-          <w:smallCaps w:val="false"/>
-          <w:color w:val="000000"/>
-          <w:spacing w:val="0"/>
-          <w:sz w:val="22"/>
-          <w:szCs w:val="22"/>
-        </w:rPr>
-      </w:pPr>
-      <w:hyperlink r:id="rId8">
-        <w:r>
-          <w:rPr>
-            <w:rStyle w:val="Hyperlink"/>
-            <w:rFonts w:ascii="Arial" w:hAnsi="Arial"/>
-            <w:b w:val="false"/>
-            <w:bCs w:val="false"/>
-            <w:i w:val="false"/>
-            <w:caps w:val="false"/>
-            <w:smallCaps w:val="false"/>
-            <w:color w:val="000000"/>
-            <w:spacing w:val="0"/>
-            <w:sz w:val="22"/>
-            <w:szCs w:val="22"/>
-          </w:rPr>
-          <w:t>https://www.glenfiddich.com/</w:t>
-        </w:r>
-      </w:hyperlink>
-    </w:p>
-    <w:p>
-      <w:pPr>
-        <w:pStyle w:val="Normal"/>
-        <w:bidi w:val="0"/>
-        <w:jc w:val="left"/>
-        <w:rPr>
-          <w:rFonts w:ascii="Arial" w:hAnsi="Arial"/>
-          <w:b w:val="false"/>
-          <w:bCs w:val="false"/>
-          <w:i w:val="false"/>
-          <w:caps w:val="false"/>
-          <w:smallCaps w:val="false"/>
-          <w:color w:val="000000"/>
-          <w:spacing w:val="0"/>
-          <w:sz w:val="22"/>
-          <w:szCs w:val="22"/>
-        </w:rPr>
-      </w:pPr>
-      <w:hyperlink r:id="rId9">
-        <w:r>
-          <w:rPr>
-            <w:rStyle w:val="Hyperlink"/>
-            <w:rFonts w:ascii="Arial" w:hAnsi="Arial"/>
-            <w:b w:val="false"/>
-            <w:bCs w:val="false"/>
-            <w:i w:val="false"/>
-            <w:caps w:val="false"/>
-            <w:smallCaps w:val="false"/>
-            <w:color w:val="000000"/>
-            <w:spacing w:val="0"/>
-            <w:sz w:val="22"/>
-            <w:szCs w:val="22"/>
-          </w:rPr>
-          <w:t>https://www.gordonandmacphail.com/</w:t>
-        </w:r>
-      </w:hyperlink>
     </w:p>
     <w:p>
       <w:pPr>
@@ -2960,8 +2457,8 @@
       <w:u w:val="single"/>
     </w:rPr>
   </w:style>
-  <w:style w:type="character" w:styleId="Bulletsuser">
-    <w:name w:val="Bullets (user)"/>
+  <w:style w:type="character" w:styleId="Bullets">
+    <w:name w:val="Bullets"/>
     <w:qFormat/>
     <w:rPr>
       <w:rFonts w:ascii="OpenSymbol" w:hAnsi="OpenSymbol" w:eastAsia="OpenSymbol" w:cs="OpenSymbol"/>
